--- a/tillsyn/A 9512-2023 tillsynsbegäran.docx
+++ b/tillsyn/A 9512-2023 tillsynsbegäran.docx
@@ -296,7 +296,7 @@
     <w:r>
       <w:tab/>
       <w:tab/>
-      <w:t>2026-06-18</w:t>
+      <w:t>2026-06-19</w:t>
       <w:br/>
       <w:br/>
     </w:r>

--- a/tillsyn/A 9512-2023 tillsynsbegäran.docx
+++ b/tillsyn/A 9512-2023 tillsynsbegäran.docx
@@ -296,7 +296,7 @@
     <w:r>
       <w:tab/>
       <w:tab/>
-      <w:t>2026-06-19</w:t>
+      <w:t>2026-06-20</w:t>
       <w:br/>
       <w:br/>
     </w:r>

--- a/tillsyn/A 9512-2023 tillsynsbegäran.docx
+++ b/tillsyn/A 9512-2023 tillsynsbegäran.docx
@@ -12,10 +12,7 @@
     </w:p>
     <w:p>
       <w:r>
-        <w:t>Detta dokument behandlar höga naturvärden i avverkningsanmälan A 9512-2023 i Norrköpings kommun som inkom 2023-02-24 och omfattar 2,1 ha.</w:t>
-      </w:r>
-      <w:r>
-        <w:t xml:space="preserve"> I Figur 1 visas fyndplatser för naturvårdsarter i området, som finns registrerade på Artportalen.</w:t>
+        <w:t>Denna tillsynsbegäran behandlar höga naturvärden i avverkningsanmälan A 9512-2023 i Norrköpings kommun som inkom 2023-02-24 och omfattar 2,1 ha.</w:t>
       </w:r>
     </w:p>
     <w:p>
@@ -63,7 +60,20 @@
         <w:spacing w:after="240"/>
       </w:pPr>
       <w:r>
-        <w:t>Figur 1. Fyndplatser för naturvårdsarter inom 22 meter från avverkningsanmälan (röd linje). Inom parentes anges rödlistekategorier, S för signalarter, Tför typiska arter och fridlysningsparagrafer i artskyddsförordningen.Markörer utan svart kant är placerade på fyndplatsen. Markörer med svart kant är placerade vid sidan av fyndplatsen och har ett svart streck som visar fyndplatsens exakta position. Kartans mittpunktskoordinat är N 6516739, E 565440 i SWEREF 99 TM.</w:t>
+        <w:t>Figur 1. Fyndplatser för naturvårdsarter inom 22 meter från avverkningsanmälan. Markörer utan svart kant är placerade på fyndplatsen. Markörer med svart kant är placerade vid sidan av fyndplatsen har ett svart streck som visar fyndplatsens exakta position. Kartans mittpunktskoordinat är N 6516739, E 565440 i SWEREF 99 TM.</w:t>
+      </w:r>
+    </w:p>
+    <w:p>
+      <w:r>
+        <w:t>Inom 22 meter från avverkningsanmälan finns fynd av 3 naturvårdsarter, varav 2 är rödlistade, 2 är typiska (T) och 1 är signalart (S): garnlav (VU, T), tallticka (NT, T) och jättesvampmal (S). Se Figur 1.</w:t>
+      </w:r>
+    </w:p>
+    <w:p>
+      <w:pPr>
+        <w:pStyle w:val="Heading1"/>
+      </w:pPr>
+      <w:r>
+        <w:t>Tillsynsbegäran</w:t>
       </w:r>
     </w:p>
     <w:p>
@@ -77,26 +87,16 @@
       </w:r>
     </w:p>
     <w:p>
-      <w:r>
-        <w:t>Nedan beskrivs fynd av naturvårdsarter som gjorts i det avverkningsanmälda området.</w:t>
-      </w:r>
-    </w:p>
-    <w:p>
       <w:pPr>
         <w:pStyle w:val="Heading1"/>
       </w:pPr>
       <w:r>
-        <w:t>Naturvårdsarter</w:t>
+        <w:t>Naturvårdsarter och fridlysta arter</w:t>
       </w:r>
     </w:p>
     <w:p>
       <w:r>
-        <w:t>Inom 22 meter från avverkningsanmälan har följande 3 naturvårdsarter hittats: garnlav (VU, T), tallticka (NT, T) och jättesvampmal (S). Av dessa är 2 rödlistade. För rödlistade arter har rödlistekategorin angivits inom parentes. Arter som är signalarter enligt Skogsstyrelsen har markerats med (S). Typiska arter inom Natura 2000 som är kopplade till skogsekosystem har markerats med (T).</w:t>
-      </w:r>
-    </w:p>
-    <w:p>
-      <w:r>
-        <w:t>De påträffade naturvårdsarterna är ett tydligt kvitto på att det rör sig om en skog med höga naturvärden.</w:t>
+        <w:t>Nedan följer beskrivningar av de naturvårdsarter och fridlysta arter som har sina livsmiljöer och växtplatser i den avverkningsanmälda skogen. De påträffade naturvårdsarterna är ett tydligt kvitto på att det rör sig om en skog med höga naturvärden.</w:t>
       </w:r>
     </w:p>
     <w:p>
@@ -133,17 +133,6 @@
         <w:rPr>
           <w:b/>
         </w:rPr>
-        <w:t>Jättesvampmal</w:t>
-      </w:r>
-      <w:r>
-        <w:t xml:space="preserve"> är en fjäril som flyger i juli i mer eller mindre orörd gammal löv- eller blandskog, särskilt sådan med björk och bok. Larven lever i fnöskticka m.fl. tickor och kläckhålen och resterna av larvgångar i äldre fruktkroppar är lätta att känna igen och inventera. Arten hotas av avverkning av gamla, svampangripna lövträd samt bortforsling av döda lövträd, vindfällen och lågor. Gamla lövträd och naturbestånd med lövskog - särskilt björk och bok - bör sparas så långt möjligt och död ved lämnas kvar i skogen (SLU Artdatabanken, 2025).</w:t>
-      </w:r>
-    </w:p>
-    <w:p>
-      <w:r>
-        <w:rPr>
-          <w:b/>
-        </w:rPr>
         <w:t xml:space="preserve">Tallticka (NT) </w:t>
       </w:r>
       <w:r>
@@ -166,6 +155,17 @@
       </w:r>
       <w:r>
         <w:t xml:space="preserve"> (SLU Artdatabanken, 2023; Nitare &amp; Skogsstyrelsen, 2019).</w:t>
+      </w:r>
+    </w:p>
+    <w:p>
+      <w:r>
+        <w:rPr>
+          <w:b/>
+        </w:rPr>
+        <w:t>Jättesvampmal</w:t>
+      </w:r>
+      <w:r>
+        <w:t xml:space="preserve"> är en fjäril som flyger i juli i mer eller mindre orörd gammal löv- eller blandskog, särskilt sådan med björk och bok. Larven lever i fnöskticka m.fl. tickor och kläckhålen och resterna av larvgångar i äldre fruktkroppar är lätta att känna igen och inventera. Arten hotas av avverkning av gamla, svampangripna lövträd samt bortforsling av döda lövträd, vindfällen och lågor. Gamla lövträd och naturbestånd med lövskog - särskilt björk och bok - bör sparas så långt möjligt och död ved lämnas kvar i skogen (SLU Artdatabanken, 2025).</w:t>
       </w:r>
     </w:p>
     <w:sectPr>
@@ -296,7 +296,7 @@
     <w:r>
       <w:tab/>
       <w:tab/>
-      <w:t>2026-06-20</w:t>
+      <w:t>2026-06-21</w:t>
       <w:br/>
       <w:br/>
     </w:r>

--- a/tillsyn/A 9512-2023 tillsynsbegäran.docx
+++ b/tillsyn/A 9512-2023 tillsynsbegäran.docx
@@ -296,7 +296,7 @@
     <w:r>
       <w:tab/>
       <w:tab/>
-      <w:t>2026-06-21</w:t>
+      <w:t>2026-06-22</w:t>
       <w:br/>
       <w:br/>
     </w:r>

--- a/tillsyn/A 9512-2023 tillsynsbegäran.docx
+++ b/tillsyn/A 9512-2023 tillsynsbegäran.docx
@@ -296,7 +296,7 @@
     <w:r>
       <w:tab/>
       <w:tab/>
-      <w:t>2026-06-22</w:t>
+      <w:t>2026-06-23</w:t>
       <w:br/>
       <w:br/>
     </w:r>

--- a/tillsyn/A 9512-2023 tillsynsbegäran.docx
+++ b/tillsyn/A 9512-2023 tillsynsbegäran.docx
@@ -296,7 +296,7 @@
     <w:r>
       <w:tab/>
       <w:tab/>
-      <w:t>2026-06-23</w:t>
+      <w:t>2026-06-24</w:t>
       <w:br/>
       <w:br/>
     </w:r>

--- a/tillsyn/A 9512-2023 tillsynsbegäran.docx
+++ b/tillsyn/A 9512-2023 tillsynsbegäran.docx
@@ -296,7 +296,7 @@
     <w:r>
       <w:tab/>
       <w:tab/>
-      <w:t>2026-06-24</w:t>
+      <w:t>2026-06-25</w:t>
       <w:br/>
       <w:br/>
     </w:r>

--- a/tillsyn/A 9512-2023 tillsynsbegäran.docx
+++ b/tillsyn/A 9512-2023 tillsynsbegäran.docx
@@ -296,7 +296,7 @@
     <w:r>
       <w:tab/>
       <w:tab/>
-      <w:t>2026-06-25</w:t>
+      <w:t>2026-06-26</w:t>
       <w:br/>
       <w:br/>
     </w:r>

--- a/tillsyn/A 9512-2023 tillsynsbegäran.docx
+++ b/tillsyn/A 9512-2023 tillsynsbegäran.docx
@@ -296,7 +296,7 @@
     <w:r>
       <w:tab/>
       <w:tab/>
-      <w:t>2026-06-26</w:t>
+      <w:t>2026-06-27</w:t>
       <w:br/>
       <w:br/>
     </w:r>

--- a/tillsyn/A 9512-2023 tillsynsbegäran.docx
+++ b/tillsyn/A 9512-2023 tillsynsbegäran.docx
@@ -296,7 +296,7 @@
     <w:r>
       <w:tab/>
       <w:tab/>
-      <w:t>2026-06-27</w:t>
+      <w:t>2026-06-28</w:t>
       <w:br/>
       <w:br/>
     </w:r>

--- a/tillsyn/A 9512-2023 tillsynsbegäran.docx
+++ b/tillsyn/A 9512-2023 tillsynsbegäran.docx
@@ -296,7 +296,7 @@
     <w:r>
       <w:tab/>
       <w:tab/>
-      <w:t>2026-06-28</w:t>
+      <w:t>2026-06-29</w:t>
       <w:br/>
       <w:br/>
     </w:r>

--- a/tillsyn/A 9512-2023 tillsynsbegäran.docx
+++ b/tillsyn/A 9512-2023 tillsynsbegäran.docx
@@ -296,7 +296,7 @@
     <w:r>
       <w:tab/>
       <w:tab/>
-      <w:t>2026-06-29</w:t>
+      <w:t>2026-06-30</w:t>
       <w:br/>
       <w:br/>
     </w:r>

--- a/tillsyn/A 9512-2023 tillsynsbegäran.docx
+++ b/tillsyn/A 9512-2023 tillsynsbegäran.docx
@@ -296,7 +296,7 @@
     <w:r>
       <w:tab/>
       <w:tab/>
-      <w:t>2026-06-30</w:t>
+      <w:t>2026-07-01</w:t>
       <w:br/>
       <w:br/>
     </w:r>

--- a/tillsyn/A 9512-2023 tillsynsbegäran.docx
+++ b/tillsyn/A 9512-2023 tillsynsbegäran.docx
@@ -296,7 +296,7 @@
     <w:r>
       <w:tab/>
       <w:tab/>
-      <w:t>2026-07-13</w:t>
+      <w:t>2026-07-14</w:t>
       <w:br/>
       <w:br/>
     </w:r>

--- a/tillsyn/A 9512-2023 tillsynsbegäran.docx
+++ b/tillsyn/A 9512-2023 tillsynsbegäran.docx
@@ -296,7 +296,7 @@
     <w:r>
       <w:tab/>
       <w:tab/>
-      <w:t>2026-07-14</w:t>
+      <w:t>2026-07-15</w:t>
       <w:br/>
       <w:br/>
     </w:r>

--- a/tillsyn/A 9512-2023 tillsynsbegäran.docx
+++ b/tillsyn/A 9512-2023 tillsynsbegäran.docx
@@ -296,7 +296,7 @@
     <w:r>
       <w:tab/>
       <w:tab/>
-      <w:t>2026-07-15</w:t>
+      <w:t>2026-07-16</w:t>
       <w:br/>
       <w:br/>
     </w:r>

--- a/tillsyn/A 9512-2023 tillsynsbegäran.docx
+++ b/tillsyn/A 9512-2023 tillsynsbegäran.docx
@@ -296,7 +296,7 @@
     <w:r>
       <w:tab/>
       <w:tab/>
-      <w:t>2026-07-16</w:t>
+      <w:t>2026-07-17</w:t>
       <w:br/>
       <w:br/>
     </w:r>

--- a/tillsyn/A 9512-2023 tillsynsbegäran.docx
+++ b/tillsyn/A 9512-2023 tillsynsbegäran.docx
@@ -296,7 +296,7 @@
     <w:r>
       <w:tab/>
       <w:tab/>
-      <w:t>2026-07-17</w:t>
+      <w:t>2026-07-18</w:t>
       <w:br/>
       <w:br/>
     </w:r>

--- a/tillsyn/A 9512-2023 tillsynsbegäran.docx
+++ b/tillsyn/A 9512-2023 tillsynsbegäran.docx
@@ -296,7 +296,7 @@
     <w:r>
       <w:tab/>
       <w:tab/>
-      <w:t>2026-07-18</w:t>
+      <w:t>2026-07-19</w:t>
       <w:br/>
       <w:br/>
     </w:r>

--- a/tillsyn/A 9512-2023 tillsynsbegäran.docx
+++ b/tillsyn/A 9512-2023 tillsynsbegäran.docx
@@ -296,7 +296,7 @@
     <w:r>
       <w:tab/>
       <w:tab/>
-      <w:t>2026-07-19</w:t>
+      <w:t>2026-07-20</w:t>
       <w:br/>
       <w:br/>
     </w:r>

--- a/tillsyn/A 9512-2023 tillsynsbegäran.docx
+++ b/tillsyn/A 9512-2023 tillsynsbegäran.docx
@@ -296,7 +296,7 @@
     <w:r>
       <w:tab/>
       <w:tab/>
-      <w:t>2026-07-20</w:t>
+      <w:t>2026-07-21</w:t>
       <w:br/>
       <w:br/>
     </w:r>

--- a/tillsyn/A 9512-2023 tillsynsbegäran.docx
+++ b/tillsyn/A 9512-2023 tillsynsbegäran.docx
@@ -296,7 +296,7 @@
     <w:r>
       <w:tab/>
       <w:tab/>
-      <w:t>2026-07-21</w:t>
+      <w:t>2026-07-22</w:t>
       <w:br/>
       <w:br/>
     </w:r>

--- a/tillsyn/A 9512-2023 tillsynsbegäran.docx
+++ b/tillsyn/A 9512-2023 tillsynsbegäran.docx
@@ -296,7 +296,7 @@
     <w:r>
       <w:tab/>
       <w:tab/>
-      <w:t>2026-07-22</w:t>
+      <w:t>2026-07-23</w:t>
       <w:br/>
       <w:br/>
     </w:r>

--- a/tillsyn/A 9512-2023 tillsynsbegäran.docx
+++ b/tillsyn/A 9512-2023 tillsynsbegäran.docx
@@ -296,7 +296,7 @@
     <w:r>
       <w:tab/>
       <w:tab/>
-      <w:t>2026-07-23</w:t>
+      <w:t>2026-07-24</w:t>
       <w:br/>
       <w:br/>
     </w:r>

--- a/tillsyn/A 9512-2023 tillsynsbegäran.docx
+++ b/tillsyn/A 9512-2023 tillsynsbegäran.docx
@@ -296,7 +296,7 @@
     <w:r>
       <w:tab/>
       <w:tab/>
-      <w:t>2026-07-24</w:t>
+      <w:t>2026-07-25</w:t>
       <w:br/>
       <w:br/>
     </w:r>

--- a/tillsyn/A 9512-2023 tillsynsbegäran.docx
+++ b/tillsyn/A 9512-2023 tillsynsbegäran.docx
@@ -296,7 +296,7 @@
     <w:r>
       <w:tab/>
       <w:tab/>
-      <w:t>2026-07-25</w:t>
+      <w:t>2026-07-26</w:t>
       <w:br/>
       <w:br/>
     </w:r>

--- a/tillsyn/A 9512-2023 tillsynsbegäran.docx
+++ b/tillsyn/A 9512-2023 tillsynsbegäran.docx
@@ -296,7 +296,7 @@
     <w:r>
       <w:tab/>
       <w:tab/>
-      <w:t>2026-07-26</w:t>
+      <w:t>2026-07-27</w:t>
       <w:br/>
       <w:br/>
     </w:r>

--- a/tillsyn/A 9512-2023 tillsynsbegäran.docx
+++ b/tillsyn/A 9512-2023 tillsynsbegäran.docx
@@ -296,7 +296,7 @@
     <w:r>
       <w:tab/>
       <w:tab/>
-      <w:t>2026-07-27</w:t>
+      <w:t>2026-07-28</w:t>
       <w:br/>
       <w:br/>
     </w:r>

--- a/tillsyn/A 9512-2023 tillsynsbegäran.docx
+++ b/tillsyn/A 9512-2023 tillsynsbegäran.docx
@@ -296,7 +296,7 @@
     <w:r>
       <w:tab/>
       <w:tab/>
-      <w:t>2026-07-28</w:t>
+      <w:t>2026-07-29</w:t>
       <w:br/>
       <w:br/>
     </w:r>

--- a/tillsyn/A 9512-2023 tillsynsbegäran.docx
+++ b/tillsyn/A 9512-2023 tillsynsbegäran.docx
@@ -296,7 +296,7 @@
     <w:r>
       <w:tab/>
       <w:tab/>
-      <w:t>2026-07-29</w:t>
+      <w:t>2026-07-30</w:t>
       <w:br/>
       <w:br/>
     </w:r>

--- a/tillsyn/A 9512-2023 tillsynsbegäran.docx
+++ b/tillsyn/A 9512-2023 tillsynsbegäran.docx
@@ -296,7 +296,7 @@
     <w:r>
       <w:tab/>
       <w:tab/>
-      <w:t>2026-07-30</w:t>
+      <w:t>2026-07-31</w:t>
       <w:br/>
       <w:br/>
     </w:r>

--- a/tillsyn/A 9512-2023 tillsynsbegäran.docx
+++ b/tillsyn/A 9512-2023 tillsynsbegäran.docx
@@ -296,7 +296,7 @@
     <w:r>
       <w:tab/>
       <w:tab/>
-      <w:t>2026-07-31</w:t>
+      <w:t>2026-08-01</w:t>
       <w:br/>
       <w:br/>
     </w:r>

--- a/tillsyn/A 9512-2023 tillsynsbegäran.docx
+++ b/tillsyn/A 9512-2023 tillsynsbegäran.docx
@@ -296,7 +296,7 @@
     <w:r>
       <w:tab/>
       <w:tab/>
-      <w:t>2026-08-01</w:t>
+      <w:t>2026-08-02</w:t>
       <w:br/>
       <w:br/>
     </w:r>

--- a/tillsyn/A 9512-2023 tillsynsbegäran.docx
+++ b/tillsyn/A 9512-2023 tillsynsbegäran.docx
@@ -296,7 +296,7 @@
     <w:r>
       <w:tab/>
       <w:tab/>
-      <w:t>2026-08-02</w:t>
+      <w:t>2026-08-03</w:t>
       <w:br/>
       <w:br/>
     </w:r>

--- a/tillsyn/A 9512-2023 tillsynsbegäran.docx
+++ b/tillsyn/A 9512-2023 tillsynsbegäran.docx
@@ -296,7 +296,7 @@
     <w:r>
       <w:tab/>
       <w:tab/>
-      <w:t>2026-08-03</w:t>
+      <w:t>2026-08-05</w:t>
       <w:br/>
       <w:br/>
     </w:r>

--- a/tillsyn/A 9512-2023 tillsynsbegäran.docx
+++ b/tillsyn/A 9512-2023 tillsynsbegäran.docx
@@ -296,7 +296,7 @@
     <w:r>
       <w:tab/>
       <w:tab/>
-      <w:t>2026-08-05</w:t>
+      <w:t>2026-08-07</w:t>
       <w:br/>
       <w:br/>
     </w:r>

--- a/tillsyn/A 9512-2023 tillsynsbegäran.docx
+++ b/tillsyn/A 9512-2023 tillsynsbegäran.docx
@@ -296,7 +296,7 @@
     <w:r>
       <w:tab/>
       <w:tab/>
-      <w:t>2026-08-07</w:t>
+      <w:t>2026-08-08</w:t>
       <w:br/>
       <w:br/>
     </w:r>

--- a/tillsyn/A 9512-2023 tillsynsbegäran.docx
+++ b/tillsyn/A 9512-2023 tillsynsbegäran.docx
@@ -60,7 +60,7 @@
         <w:spacing w:after="240"/>
       </w:pPr>
       <w:r>
-        <w:t>Figur 1. Fyndplatser för naturvårdsarter inom 22 meter från avverkningsanmälan. Markörer utan svart kant är placerade på fyndplatsen. Markörer med svart kant är placerade vid sidan av fyndplatsen har ett svart streck som visar fyndplatsens exakta position. Kartans mittpunktskoordinat är N 6516739, E 565440 i SWEREF 99 TM.</w:t>
+        <w:t>Figur 1. Fyndplatser för naturvårdsarter inom 22 meter från avverkningsanmälan. Markörer utan svart kant är placerade på fyndplatsen. Markörer med svart kant är placerade vid sidan av fyndplatsen och har ett svart streck som visar fyndplatsens exakta position. Kartans mittpunktskoordinat är N 6516739, E 565440 i SWEREF 99 TM.</w:t>
       </w:r>
     </w:p>
     <w:p>
@@ -296,7 +296,7 @@
     <w:r>
       <w:tab/>
       <w:tab/>
-      <w:t>2026-08-14</w:t>
+      <w:t>2026-08-15</w:t>
       <w:br/>
       <w:br/>
     </w:r>

--- a/tillsyn/A 9512-2023 tillsynsbegäran.docx
+++ b/tillsyn/A 9512-2023 tillsynsbegäran.docx
@@ -296,7 +296,7 @@
     <w:r>
       <w:tab/>
       <w:tab/>
-      <w:t>2026-08-15</w:t>
+      <w:t>2026-08-16</w:t>
       <w:br/>
       <w:br/>
     </w:r>

--- a/tillsyn/A 9512-2023 tillsynsbegäran.docx
+++ b/tillsyn/A 9512-2023 tillsynsbegäran.docx
@@ -296,7 +296,7 @@
     <w:r>
       <w:tab/>
       <w:tab/>
-      <w:t>2026-08-16</w:t>
+      <w:t>2026-08-17</w:t>
       <w:br/>
       <w:br/>
     </w:r>

--- a/tillsyn/A 9512-2023 tillsynsbegäran.docx
+++ b/tillsyn/A 9512-2023 tillsynsbegäran.docx
@@ -296,7 +296,7 @@
     <w:r>
       <w:tab/>
       <w:tab/>
-      <w:t>2026-08-17</w:t>
+      <w:t>2026-08-18</w:t>
       <w:br/>
       <w:br/>
     </w:r>

--- a/tillsyn/A 9512-2023 tillsynsbegäran.docx
+++ b/tillsyn/A 9512-2023 tillsynsbegäran.docx
@@ -296,7 +296,7 @@
     <w:r>
       <w:tab/>
       <w:tab/>
-      <w:t>2026-08-18</w:t>
+      <w:t>2026-08-19</w:t>
       <w:br/>
       <w:br/>
     </w:r>

--- a/tillsyn/A 9512-2023 tillsynsbegäran.docx
+++ b/tillsyn/A 9512-2023 tillsynsbegäran.docx
@@ -296,7 +296,7 @@
     <w:r>
       <w:tab/>
       <w:tab/>
-      <w:t>2026-08-19</w:t>
+      <w:t>2026-08-20</w:t>
       <w:br/>
       <w:br/>
     </w:r>

--- a/tillsyn/A 9512-2023 tillsynsbegäran.docx
+++ b/tillsyn/A 9512-2023 tillsynsbegäran.docx
@@ -296,7 +296,7 @@
     <w:r>
       <w:tab/>
       <w:tab/>
-      <w:t>2026-08-20</w:t>
+      <w:t>2026-08-21</w:t>
       <w:br/>
       <w:br/>
     </w:r>

--- a/tillsyn/A 9512-2023 tillsynsbegäran.docx
+++ b/tillsyn/A 9512-2023 tillsynsbegäran.docx
@@ -296,7 +296,7 @@
     <w:r>
       <w:tab/>
       <w:tab/>
-      <w:t>2026-08-21</w:t>
+      <w:t>2026-08-22</w:t>
       <w:br/>
       <w:br/>
     </w:r>

--- a/tillsyn/A 9512-2023 tillsynsbegäran.docx
+++ b/tillsyn/A 9512-2023 tillsynsbegäran.docx
@@ -296,7 +296,7 @@
     <w:r>
       <w:tab/>
       <w:tab/>
-      <w:t>2026-08-22</w:t>
+      <w:t>2026-08-23</w:t>
       <w:br/>
       <w:br/>
     </w:r>

--- a/tillsyn/A 9512-2023 tillsynsbegäran.docx
+++ b/tillsyn/A 9512-2023 tillsynsbegäran.docx
@@ -296,7 +296,7 @@
     <w:r>
       <w:tab/>
       <w:tab/>
-      <w:t>2026-08-23</w:t>
+      <w:t>2026-08-24</w:t>
       <w:br/>
       <w:br/>
     </w:r>

--- a/tillsyn/A 9512-2023 tillsynsbegäran.docx
+++ b/tillsyn/A 9512-2023 tillsynsbegäran.docx
@@ -296,7 +296,7 @@
     <w:r>
       <w:tab/>
       <w:tab/>
-      <w:t>2026-08-24</w:t>
+      <w:t>2026-08-25</w:t>
       <w:br/>
       <w:br/>
     </w:r>

--- a/tillsyn/A 9512-2023 tillsynsbegäran.docx
+++ b/tillsyn/A 9512-2023 tillsynsbegäran.docx
@@ -296,7 +296,7 @@
     <w:r>
       <w:tab/>
       <w:tab/>
-      <w:t>2026-08-25</w:t>
+      <w:t>2026-08-26</w:t>
       <w:br/>
       <w:br/>
     </w:r>

--- a/tillsyn/A 9512-2023 tillsynsbegäran.docx
+++ b/tillsyn/A 9512-2023 tillsynsbegäran.docx
@@ -296,7 +296,7 @@
     <w:r>
       <w:tab/>
       <w:tab/>
-      <w:t>2026-08-26</w:t>
+      <w:t>2026-08-27</w:t>
       <w:br/>
       <w:br/>
     </w:r>

--- a/tillsyn/A 9512-2023 tillsynsbegäran.docx
+++ b/tillsyn/A 9512-2023 tillsynsbegäran.docx
@@ -296,7 +296,7 @@
     <w:r>
       <w:tab/>
       <w:tab/>
-      <w:t>2026-08-27</w:t>
+      <w:t>2026-08-28</w:t>
       <w:br/>
       <w:br/>
     </w:r>

--- a/tillsyn/A 9512-2023 tillsynsbegäran.docx
+++ b/tillsyn/A 9512-2023 tillsynsbegäran.docx
@@ -296,7 +296,7 @@
     <w:r>
       <w:tab/>
       <w:tab/>
-      <w:t>2026-08-28</w:t>
+      <w:t>2026-08-29</w:t>
       <w:br/>
       <w:br/>
     </w:r>

--- a/tillsyn/A 9512-2023 tillsynsbegäran.docx
+++ b/tillsyn/A 9512-2023 tillsynsbegäran.docx
@@ -296,7 +296,7 @@
     <w:r>
       <w:tab/>
       <w:tab/>
-      <w:t>2026-08-29</w:t>
+      <w:t>2026-08-31</w:t>
       <w:br/>
       <w:br/>
     </w:r>

--- a/tillsyn/A 9512-2023 tillsynsbegäran.docx
+++ b/tillsyn/A 9512-2023 tillsynsbegäran.docx
@@ -296,7 +296,7 @@
     <w:r>
       <w:tab/>
       <w:tab/>
-      <w:t>2026-08-31</w:t>
+      <w:t>2026-09-01</w:t>
       <w:br/>
       <w:br/>
     </w:r>

--- a/tillsyn/A 9512-2023 tillsynsbegäran.docx
+++ b/tillsyn/A 9512-2023 tillsynsbegäran.docx
@@ -296,7 +296,7 @@
     <w:r>
       <w:tab/>
       <w:tab/>
-      <w:t>2026-09-01</w:t>
+      <w:t>2026-09-02</w:t>
       <w:br/>
       <w:br/>
     </w:r>

--- a/tillsyn/A 9512-2023 tillsynsbegäran.docx
+++ b/tillsyn/A 9512-2023 tillsynsbegäran.docx
@@ -296,7 +296,7 @@
     <w:r>
       <w:tab/>
       <w:tab/>
-      <w:t>2026-09-02</w:t>
+      <w:t>2026-09-03</w:t>
       <w:br/>
       <w:br/>
     </w:r>

--- a/tillsyn/A 9512-2023 tillsynsbegäran.docx
+++ b/tillsyn/A 9512-2023 tillsynsbegäran.docx
@@ -296,7 +296,7 @@
     <w:r>
       <w:tab/>
       <w:tab/>
-      <w:t>2026-09-03</w:t>
+      <w:t>2026-09-04</w:t>
       <w:br/>
       <w:br/>
     </w:r>

--- a/tillsyn/A 9512-2023 tillsynsbegäran.docx
+++ b/tillsyn/A 9512-2023 tillsynsbegäran.docx
@@ -296,7 +296,7 @@
     <w:r>
       <w:tab/>
       <w:tab/>
-      <w:t>2026-09-04</w:t>
+      <w:t>2026-09-05</w:t>
       <w:br/>
       <w:br/>
     </w:r>
